--- a/CPP102-Programming-Logic-and-Design/OBTLP/PNC-AA-FO-06-OUTCOMES-BASED-TEACHING-AND-LEARNING-PLAN-CPP102-Revised-2026.docx
+++ b/CPP102-Programming-Logic-and-Design/OBTLP/PNC-AA-FO-06-OUTCOMES-BASED-TEACHING-AND-LEARNING-PLAN-CPP102-Revised-2026.docx
@@ -4379,33 +4379,46 @@
                 <w:rFonts w:ascii="Century Gothic" w:hAnsi="Century Gothic"/>
                 <w:b/>
               </w:rPr>
-              <w:t>Iteration and Loop-Control Structures</w:t>
-            </w:r>
-          </w:p>
-          <w:p>
-            <w:pPr>
-              <w:spacing w:after="40" w:before="0"/>
-              <w:jc w:val="left"/>
-            </w:pPr>
-            <w:r>
-              <w:rPr>
-                <w:rFonts w:ascii="Century Gothic" w:hAnsi="Century Gothic"/>
-                <w:b w:val="0"/>
-              </w:rPr>
-              <w:t>• Iteration / looping structures; counter- and condition-controlled repetition; counters and accumulators</w:t>
-            </w:r>
-          </w:p>
-          <w:p>
-            <w:pPr>
-              <w:spacing w:after="40" w:before="0"/>
-              <w:jc w:val="left"/>
-            </w:pPr>
-            <w:r>
-              <w:rPr>
-                <w:rFonts w:ascii="Century Gothic" w:hAnsi="Century Gothic"/>
-                <w:b w:val="0"/>
-              </w:rPr>
-              <w:t>• while loop</w:t>
+              <w:t>Fundamental Iteration and Loop-Control Structures</w:t>
+            </w:r>
+          </w:p>
+          <w:p>
+            <w:pPr>
+              <w:spacing w:after="40" w:before="0"/>
+              <w:jc w:val="left"/>
+            </w:pPr>
+            <w:r>
+              <w:rPr>
+                <w:rFonts w:ascii="Century Gothic" w:hAnsi="Century Gothic"/>
+                <w:b w:val="0"/>
+              </w:rPr>
+              <w:t>• Purpose of iteration; repetition in programming; counter-controlled and condition-controlled repetition</w:t>
+            </w:r>
+          </w:p>
+          <w:p>
+            <w:pPr>
+              <w:spacing w:after="40" w:before="0"/>
+              <w:jc w:val="left"/>
+            </w:pPr>
+            <w:r>
+              <w:rPr>
+                <w:rFonts w:ascii="Century Gothic" w:hAnsi="Century Gothic"/>
+                <w:b w:val="0"/>
+              </w:rPr>
+              <w:t>• Counters and accumulators; loop initialization, condition, and update</w:t>
+            </w:r>
+          </w:p>
+          <w:p>
+            <w:pPr>
+              <w:spacing w:after="40" w:before="0"/>
+              <w:jc w:val="left"/>
+            </w:pPr>
+            <w:r>
+              <w:rPr>
+                <w:rFonts w:ascii="Century Gothic" w:hAnsi="Century Gothic"/>
+                <w:b w:val="0"/>
+              </w:rPr>
+              <w:t>• while loop; for loop; the range() function</w:t>
             </w:r>
           </w:p>
           <w:p>
@@ -4431,33 +4444,20 @@
                 <w:rFonts w:ascii="Century Gothic" w:hAnsi="Century Gothic"/>
                 <w:b w:val="0"/>
               </w:rPr>
-              <w:t>• for loop</w:t>
-            </w:r>
-          </w:p>
-          <w:p>
-            <w:pPr>
-              <w:spacing w:after="40" w:before="0"/>
-              <w:jc w:val="left"/>
-            </w:pPr>
-            <w:r>
-              <w:rPr>
-                <w:rFonts w:ascii="Century Gothic" w:hAnsi="Century Gothic"/>
-                <w:b w:val="0"/>
-              </w:rPr>
-              <w:t>• Nested loops</w:t>
-            </w:r>
-          </w:p>
-          <w:p>
-            <w:pPr>
-              <w:spacing w:after="40" w:before="0"/>
-              <w:jc w:val="left"/>
-            </w:pPr>
-            <w:r>
-              <w:rPr>
-                <w:rFonts w:ascii="Century Gothic" w:hAnsi="Century Gothic"/>
-                <w:b w:val="0"/>
-              </w:rPr>
-              <w:t>• break and continue statements</w:t>
+              <w:t>• break and continue statements; sentinel-controlled repetition; input validation using loops</w:t>
+            </w:r>
+          </w:p>
+          <w:p>
+            <w:pPr>
+              <w:spacing w:after="40" w:before="0"/>
+              <w:jc w:val="left"/>
+            </w:pPr>
+            <w:r>
+              <w:rPr>
+                <w:rFonts w:ascii="Century Gothic" w:hAnsi="Century Gothic"/>
+                <w:b w:val="0"/>
+              </w:rPr>
+              <w:t>• Basic loop tracing; common infinite-loop errors; testing single-level loops</w:t>
             </w:r>
           </w:p>
         </w:tc>
@@ -4475,33 +4475,33 @@
                 <w:rFonts w:ascii="Century Gothic" w:hAnsi="Century Gothic"/>
                 <w:b w:val="0"/>
               </w:rPr>
-              <w:t>1. Trace and evaluate Python programs that use for loops, while loops, counters, accumulators, break, and continue.</w:t>
-            </w:r>
-          </w:p>
-          <w:p>
-            <w:pPr>
-              <w:spacing w:after="40" w:before="0"/>
-              <w:jc w:val="left"/>
-            </w:pPr>
-            <w:r>
-              <w:rPr>
-                <w:rFonts w:ascii="Century Gothic" w:hAnsi="Century Gothic"/>
-                <w:b w:val="0"/>
-              </w:rPr>
-              <w:t>2. Construct algorithms, pseudocode, and flowcharts for problems requiring repetition, including the do-while concept implemented with a Python while loop.</w:t>
-            </w:r>
-          </w:p>
-          <w:p>
-            <w:pPr>
-              <w:spacing w:after="40" w:before="0"/>
-              <w:jc w:val="left"/>
-            </w:pPr>
-            <w:r>
-              <w:rPr>
-                <w:rFonts w:ascii="Century Gothic" w:hAnsi="Century Gothic"/>
-                <w:b w:val="0"/>
-              </w:rPr>
-              <w:t>3. Develop and test Python programs using appropriate looping and loop-control structures.</w:t>
+              <w:t>1. Trace and evaluate Python programs that use while loops, for loops, counters, accumulators, break, and continue.</w:t>
+            </w:r>
+          </w:p>
+          <w:p>
+            <w:pPr>
+              <w:spacing w:after="40" w:before="0"/>
+              <w:jc w:val="left"/>
+            </w:pPr>
+            <w:r>
+              <w:rPr>
+                <w:rFonts w:ascii="Century Gothic" w:hAnsi="Century Gothic"/>
+                <w:b w:val="0"/>
+              </w:rPr>
+              <w:t>2. Construct algorithms, pseudocode, and flowcharts for counter-controlled, condition-controlled, and sentinel-controlled repetition, including the do-while logic concept.</w:t>
+            </w:r>
+          </w:p>
+          <w:p>
+            <w:pPr>
+              <w:spacing w:after="40" w:before="0"/>
+              <w:jc w:val="left"/>
+            </w:pPr>
+            <w:r>
+              <w:rPr>
+                <w:rFonts w:ascii="Century Gothic" w:hAnsi="Century Gothic"/>
+                <w:b w:val="0"/>
+              </w:rPr>
+              <w:t>3. Develop and test Python programs using appropriate single-level iteration and loop-control structures.</w:t>
             </w:r>
           </w:p>
         </w:tc>
@@ -4532,6 +4532,19 @@
                 <w:rFonts w:ascii="Century Gothic" w:hAnsi="Century Gothic"/>
                 <w:b w:val="0"/>
               </w:rPr>
+              <w:t>• Loop-execution visualization</w:t>
+            </w:r>
+          </w:p>
+          <w:p>
+            <w:pPr>
+              <w:spacing w:after="40" w:before="0"/>
+              <w:jc w:val="left"/>
+            </w:pPr>
+            <w:r>
+              <w:rPr>
+                <w:rFonts w:ascii="Century Gothic" w:hAnsi="Century Gothic"/>
+                <w:b w:val="0"/>
+              </w:rPr>
               <w:t>• Code-tracing exercise</w:t>
             </w:r>
           </w:p>
@@ -4546,6 +4559,32 @@
                 <w:b w:val="0"/>
               </w:rPr>
               <w:t>• Dry-run analysis</w:t>
+            </w:r>
+          </w:p>
+          <w:p>
+            <w:pPr>
+              <w:spacing w:after="40" w:before="0"/>
+              <w:jc w:val="left"/>
+            </w:pPr>
+            <w:r>
+              <w:rPr>
+                <w:rFonts w:ascii="Century Gothic" w:hAnsi="Century Gothic"/>
+                <w:b w:val="0"/>
+              </w:rPr>
+              <w:t>• Trace-table activity</w:t>
+            </w:r>
+          </w:p>
+          <w:p>
+            <w:pPr>
+              <w:spacing w:after="40" w:before="0"/>
+              <w:jc w:val="left"/>
+            </w:pPr>
+            <w:r>
+              <w:rPr>
+                <w:rFonts w:ascii="Century Gothic" w:hAnsi="Century Gothic"/>
+                <w:b w:val="0"/>
+              </w:rPr>
+              <w:t>• Output-prediction exercise</w:t>
             </w:r>
           </w:p>
           <w:p>
@@ -4737,20 +4776,537 @@
                 <w:rFonts w:ascii="Century Gothic" w:hAnsi="Century Gothic"/>
                 <w:b w:val="0"/>
               </w:rPr>
-              <w:t>• Laboratory Exercise 6: Iteration and Loop-Control Structures</w:t>
-            </w:r>
-          </w:p>
-          <w:p>
-            <w:pPr>
-              <w:spacing w:after="40" w:before="0"/>
-              <w:jc w:val="left"/>
-            </w:pPr>
-            <w:r>
-              <w:rPr>
-                <w:rFonts w:ascii="Century Gothic" w:hAnsi="Century Gothic"/>
-                <w:b w:val="0"/>
-              </w:rPr>
-              <w:t>• Looping machine problem submitted via GitHub</w:t>
+              <w:t>• Laboratory Exercise 6: Fundamental Iteration and Loop-Control Structures</w:t>
+            </w:r>
+          </w:p>
+          <w:p>
+            <w:pPr>
+              <w:spacing w:after="40" w:before="0"/>
+              <w:jc w:val="left"/>
+            </w:pPr>
+            <w:r>
+              <w:rPr>
+                <w:rFonts w:ascii="Century Gothic" w:hAnsi="Century Gothic"/>
+                <w:b w:val="0"/>
+              </w:rPr>
+              <w:t>• Single-level looping machine problem using counters, accumulators, sentinel-controlled repetition, and input validation; submitted via GitHub</w:t>
+            </w:r>
+          </w:p>
+        </w:tc>
+      </w:tr>
+      <w:tr>
+        <w:trPr>
+          <w:trHeight w:val="271"/>
+        </w:trPr>
+        <w:tc>
+          <w:tcPr>
+            <w:tcW w:w="360" w:type="pct"/>
+            <w:vAlign w:val="center"/>
+          </w:tcPr>
+          <w:p>
+            <w:pPr>
+              <w:spacing w:after="40" w:before="0"/>
+              <w:jc w:val="center"/>
+            </w:pPr>
+            <w:r>
+              <w:rPr>
+                <w:rFonts w:ascii="Century Gothic" w:hAnsi="Century Gothic"/>
+                <w:b/>
+              </w:rPr>
+              <w:t>8</w:t>
+            </w:r>
+          </w:p>
+        </w:tc>
+        <w:tc>
+          <w:tcPr>
+            <w:tcW w:w="826" w:type="pct"/>
+          </w:tcPr>
+          <w:p>
+            <w:pPr>
+              <w:spacing w:after="40" w:before="0"/>
+              <w:jc w:val="left"/>
+            </w:pPr>
+            <w:r>
+              <w:rPr>
+                <w:rFonts w:ascii="Century Gothic" w:hAnsi="Century Gothic"/>
+                <w:b/>
+              </w:rPr>
+              <w:t>Nested Loops and Multi-Level Iteration</w:t>
+            </w:r>
+          </w:p>
+          <w:p>
+            <w:pPr>
+              <w:spacing w:after="40" w:before="0"/>
+              <w:jc w:val="left"/>
+            </w:pPr>
+            <w:r>
+              <w:rPr>
+                <w:rFonts w:ascii="Century Gothic" w:hAnsi="Century Gothic"/>
+                <w:b w:val="0"/>
+              </w:rPr>
+              <w:t>• Purpose of nested loops; outer loop and inner loop; execution order; number of inner-loop executions</w:t>
+            </w:r>
+          </w:p>
+          <w:p>
+            <w:pPr>
+              <w:spacing w:after="40" w:before="0"/>
+              <w:jc w:val="left"/>
+            </w:pPr>
+            <w:r>
+              <w:rPr>
+                <w:rFonts w:ascii="Century Gothic" w:hAnsi="Century Gothic"/>
+                <w:b w:val="0"/>
+              </w:rPr>
+              <w:t>• Nested for loops; nested while loops; a for loop inside a while loop; a while loop inside a for loop</w:t>
+            </w:r>
+          </w:p>
+          <w:p>
+            <w:pPr>
+              <w:spacing w:after="40" w:before="0"/>
+              <w:jc w:val="left"/>
+            </w:pPr>
+            <w:r>
+              <w:rPr>
+                <w:rFonts w:ascii="Century Gothic" w:hAnsi="Century Gothic"/>
+                <w:b w:val="0"/>
+              </w:rPr>
+              <w:t>• Tracing outer-loop and inner-loop variables; counters and accumulators within nested loops</w:t>
+            </w:r>
+          </w:p>
+          <w:p>
+            <w:pPr>
+              <w:spacing w:after="40" w:before="0"/>
+              <w:jc w:val="left"/>
+            </w:pPr>
+            <w:r>
+              <w:rPr>
+                <w:rFonts w:ascii="Century Gothic" w:hAnsi="Century Gothic"/>
+                <w:b w:val="0"/>
+              </w:rPr>
+              <w:t>• Nested-loop pseudocode and flowcharts; row-and-column processing; table generation; coordinate generation; structured output; pattern generation</w:t>
+            </w:r>
+          </w:p>
+          <w:p>
+            <w:pPr>
+              <w:spacing w:after="40" w:before="0"/>
+              <w:jc w:val="left"/>
+            </w:pPr>
+            <w:r>
+              <w:rPr>
+                <w:rFonts w:ascii="Century Gothic" w:hAnsi="Century Gothic"/>
+                <w:b w:val="0"/>
+              </w:rPr>
+              <w:t>• break and continue inside nested loops</w:t>
+            </w:r>
+          </w:p>
+          <w:p>
+            <w:pPr>
+              <w:spacing w:after="40" w:before="0"/>
+              <w:jc w:val="left"/>
+            </w:pPr>
+            <w:r>
+              <w:rPr>
+                <w:rFonts w:ascii="Century Gothic" w:hAnsi="Century Gothic"/>
+                <w:b w:val="0"/>
+              </w:rPr>
+              <w:t>• Common nested-loop errors: incorrect indentation, incorrect loop boundaries, failure to reset an inner-loop control variable, unintended infinite loops</w:t>
+            </w:r>
+          </w:p>
+          <w:p>
+            <w:pPr>
+              <w:spacing w:after="40" w:before="0"/>
+              <w:jc w:val="left"/>
+            </w:pPr>
+            <w:r>
+              <w:rPr>
+                <w:rFonts w:ascii="Century Gothic" w:hAnsi="Century Gothic"/>
+                <w:b w:val="0"/>
+              </w:rPr>
+              <w:t>• Basic evaluation of alternative loop solutions</w:t>
+            </w:r>
+          </w:p>
+        </w:tc>
+        <w:tc>
+          <w:tcPr>
+            <w:tcW w:w="1424" w:type="pct"/>
+          </w:tcPr>
+          <w:p>
+            <w:pPr>
+              <w:spacing w:after="40" w:before="0"/>
+              <w:jc w:val="left"/>
+            </w:pPr>
+            <w:r>
+              <w:rPr>
+                <w:rFonts w:ascii="Century Gothic" w:hAnsi="Century Gothic"/>
+                <w:b w:val="0"/>
+              </w:rPr>
+              <w:t>1. Trace nested loops and determine the order, number of iterations, and output produced by the outer and inner loops.</w:t>
+            </w:r>
+          </w:p>
+          <w:p>
+            <w:pPr>
+              <w:spacing w:after="40" w:before="0"/>
+              <w:jc w:val="left"/>
+            </w:pPr>
+            <w:r>
+              <w:rPr>
+                <w:rFonts w:ascii="Century Gothic" w:hAnsi="Century Gothic"/>
+                <w:b w:val="0"/>
+              </w:rPr>
+              <w:t>2. Construct algorithms, pseudocode, and flowcharts for problems requiring multi-level repetition.</w:t>
+            </w:r>
+          </w:p>
+          <w:p>
+            <w:pPr>
+              <w:spacing w:after="40" w:before="0"/>
+              <w:jc w:val="left"/>
+            </w:pPr>
+            <w:r>
+              <w:rPr>
+                <w:rFonts w:ascii="Century Gothic" w:hAnsi="Century Gothic"/>
+                <w:b w:val="0"/>
+              </w:rPr>
+              <w:t>3. Develop and test Python programs using nested for loops, nested while loops, or appropriate combinations of loop structures.</w:t>
+            </w:r>
+          </w:p>
+        </w:tc>
+        <w:tc>
+          <w:tcPr>
+            <w:tcW w:w="835" w:type="pct"/>
+          </w:tcPr>
+          <w:p>
+            <w:pPr>
+              <w:spacing w:after="40" w:before="0"/>
+              <w:jc w:val="left"/>
+            </w:pPr>
+            <w:r>
+              <w:rPr>
+                <w:rFonts w:ascii="Century Gothic" w:hAnsi="Century Gothic"/>
+                <w:b w:val="0"/>
+              </w:rPr>
+              <w:t>• Guided lecture and demonstration</w:t>
+            </w:r>
+          </w:p>
+          <w:p>
+            <w:pPr>
+              <w:spacing w:after="40" w:before="0"/>
+              <w:jc w:val="left"/>
+            </w:pPr>
+            <w:r>
+              <w:rPr>
+                <w:rFonts w:ascii="Century Gothic" w:hAnsi="Century Gothic"/>
+                <w:b w:val="0"/>
+              </w:rPr>
+              <w:t>• Nested-loop execution visualization</w:t>
+            </w:r>
+          </w:p>
+          <w:p>
+            <w:pPr>
+              <w:spacing w:after="40" w:before="0"/>
+              <w:jc w:val="left"/>
+            </w:pPr>
+            <w:r>
+              <w:rPr>
+                <w:rFonts w:ascii="Century Gothic" w:hAnsi="Century Gothic"/>
+                <w:b w:val="0"/>
+              </w:rPr>
+              <w:t>• Code tracing</w:t>
+            </w:r>
+          </w:p>
+          <w:p>
+            <w:pPr>
+              <w:spacing w:after="40" w:before="0"/>
+              <w:jc w:val="left"/>
+            </w:pPr>
+            <w:r>
+              <w:rPr>
+                <w:rFonts w:ascii="Century Gothic" w:hAnsi="Century Gothic"/>
+                <w:b w:val="0"/>
+              </w:rPr>
+              <w:t>• Dry-run analysis</w:t>
+            </w:r>
+          </w:p>
+          <w:p>
+            <w:pPr>
+              <w:spacing w:after="40" w:before="0"/>
+              <w:jc w:val="left"/>
+            </w:pPr>
+            <w:r>
+              <w:rPr>
+                <w:rFonts w:ascii="Century Gothic" w:hAnsi="Century Gothic"/>
+                <w:b w:val="0"/>
+              </w:rPr>
+              <w:t>• Trace-table activity</w:t>
+            </w:r>
+          </w:p>
+          <w:p>
+            <w:pPr>
+              <w:spacing w:after="40" w:before="0"/>
+              <w:jc w:val="left"/>
+            </w:pPr>
+            <w:r>
+              <w:rPr>
+                <w:rFonts w:ascii="Century Gothic" w:hAnsi="Century Gothic"/>
+                <w:b w:val="0"/>
+              </w:rPr>
+              <w:t>• Output-prediction exercise</w:t>
+            </w:r>
+          </w:p>
+          <w:p>
+            <w:pPr>
+              <w:spacing w:after="40" w:before="0"/>
+              <w:jc w:val="left"/>
+            </w:pPr>
+            <w:r>
+              <w:rPr>
+                <w:rFonts w:ascii="Century Gothic" w:hAnsi="Century Gothic"/>
+                <w:b w:val="0"/>
+              </w:rPr>
+              <w:t>• Pseudocode-writing activity</w:t>
+            </w:r>
+          </w:p>
+          <w:p>
+            <w:pPr>
+              <w:spacing w:after="40" w:before="0"/>
+              <w:jc w:val="left"/>
+            </w:pPr>
+            <w:r>
+              <w:rPr>
+                <w:rFonts w:ascii="Century Gothic" w:hAnsi="Century Gothic"/>
+                <w:b w:val="0"/>
+              </w:rPr>
+              <w:t>• Flowchart-development activity</w:t>
+            </w:r>
+          </w:p>
+          <w:p>
+            <w:pPr>
+              <w:spacing w:after="40" w:before="0"/>
+              <w:jc w:val="left"/>
+            </w:pPr>
+            <w:r>
+              <w:rPr>
+                <w:rFonts w:ascii="Century Gothic" w:hAnsi="Century Gothic"/>
+                <w:b w:val="0"/>
+              </w:rPr>
+              <w:t>• Guided coding</w:t>
+            </w:r>
+          </w:p>
+          <w:p>
+            <w:pPr>
+              <w:spacing w:after="40" w:before="0"/>
+              <w:jc w:val="left"/>
+            </w:pPr>
+            <w:r>
+              <w:rPr>
+                <w:rFonts w:ascii="Century Gothic" w:hAnsi="Century Gothic"/>
+                <w:b w:val="0"/>
+              </w:rPr>
+              <w:t>• Debugging clinic</w:t>
+            </w:r>
+          </w:p>
+          <w:p>
+            <w:pPr>
+              <w:spacing w:after="40" w:before="0"/>
+              <w:jc w:val="left"/>
+            </w:pPr>
+            <w:r>
+              <w:rPr>
+                <w:rFonts w:ascii="Century Gothic" w:hAnsi="Century Gothic"/>
+                <w:b w:val="0"/>
+              </w:rPr>
+              <w:t>• Individual machine problem</w:t>
+            </w:r>
+          </w:p>
+          <w:p>
+            <w:pPr>
+              <w:spacing w:after="40" w:before="0"/>
+              <w:jc w:val="left"/>
+            </w:pPr>
+            <w:r>
+              <w:rPr>
+                <w:rFonts w:ascii="Century Gothic" w:hAnsi="Century Gothic"/>
+                <w:b w:val="0"/>
+              </w:rPr>
+              <w:t>• Repository-based laboratory exercise</w:t>
+            </w:r>
+          </w:p>
+        </w:tc>
+        <w:tc>
+          <w:tcPr>
+            <w:tcW w:w="722" w:type="pct"/>
+          </w:tcPr>
+          <w:p>
+            <w:pPr>
+              <w:spacing w:after="40" w:before="0"/>
+              <w:jc w:val="left"/>
+            </w:pPr>
+            <w:r>
+              <w:rPr>
+                <w:rFonts w:ascii="Century Gothic" w:hAnsi="Century Gothic"/>
+                <w:b w:val="0"/>
+              </w:rPr>
+              <w:t>• CPP102 Week 8 Lecture and Laboratory Module</w:t>
+            </w:r>
+          </w:p>
+          <w:p>
+            <w:pPr>
+              <w:spacing w:after="40" w:before="0"/>
+              <w:jc w:val="left"/>
+            </w:pPr>
+            <w:r>
+              <w:rPr>
+                <w:rFonts w:ascii="Century Gothic" w:hAnsi="Century Gothic"/>
+                <w:b w:val="0"/>
+              </w:rPr>
+              <w:t>• Computer laboratory</w:t>
+            </w:r>
+          </w:p>
+          <w:p>
+            <w:pPr>
+              <w:spacing w:after="40" w:before="0"/>
+              <w:jc w:val="left"/>
+            </w:pPr>
+            <w:r>
+              <w:rPr>
+                <w:rFonts w:ascii="Century Gothic" w:hAnsi="Century Gothic"/>
+                <w:b w:val="0"/>
+              </w:rPr>
+              <w:t>• Python 3.x</w:t>
+            </w:r>
+          </w:p>
+          <w:p>
+            <w:pPr>
+              <w:spacing w:after="40" w:before="0"/>
+              <w:jc w:val="left"/>
+            </w:pPr>
+            <w:r>
+              <w:rPr>
+                <w:rFonts w:ascii="Century Gothic" w:hAnsi="Century Gothic"/>
+                <w:b w:val="0"/>
+              </w:rPr>
+              <w:t>• Visual Studio Code</w:t>
+            </w:r>
+          </w:p>
+          <w:p>
+            <w:pPr>
+              <w:spacing w:after="40" w:before="0"/>
+              <w:jc w:val="left"/>
+            </w:pPr>
+            <w:r>
+              <w:rPr>
+                <w:rFonts w:ascii="Century Gothic" w:hAnsi="Century Gothic"/>
+                <w:b w:val="0"/>
+              </w:rPr>
+              <w:t>• Git</w:t>
+            </w:r>
+          </w:p>
+          <w:p>
+            <w:pPr>
+              <w:spacing w:after="40" w:before="0"/>
+              <w:jc w:val="left"/>
+            </w:pPr>
+            <w:r>
+              <w:rPr>
+                <w:rFonts w:ascii="Century Gothic" w:hAnsi="Century Gothic"/>
+                <w:b w:val="0"/>
+              </w:rPr>
+              <w:t>• GitHub</w:t>
+            </w:r>
+          </w:p>
+          <w:p>
+            <w:pPr>
+              <w:spacing w:after="40" w:before="0"/>
+              <w:jc w:val="left"/>
+            </w:pPr>
+            <w:r>
+              <w:rPr>
+                <w:rFonts w:ascii="Century Gothic" w:hAnsi="Century Gothic"/>
+                <w:b w:val="0"/>
+              </w:rPr>
+              <w:t>• Terminal / command-line interface</w:t>
+            </w:r>
+          </w:p>
+          <w:p>
+            <w:pPr>
+              <w:spacing w:after="40" w:before="0"/>
+              <w:jc w:val="left"/>
+            </w:pPr>
+            <w:r>
+              <w:rPr>
+                <w:rFonts w:ascii="Century Gothic" w:hAnsi="Century Gothic"/>
+                <w:b w:val="0"/>
+              </w:rPr>
+              <w:t>• Nested-loop trace-table worksheet</w:t>
+            </w:r>
+          </w:p>
+          <w:p>
+            <w:pPr>
+              <w:spacing w:after="40" w:before="0"/>
+              <w:jc w:val="left"/>
+            </w:pPr>
+            <w:r>
+              <w:rPr>
+                <w:rFonts w:ascii="Century Gothic" w:hAnsi="Century Gothic"/>
+                <w:b w:val="0"/>
+              </w:rPr>
+              <w:t>• Flowchart templates</w:t>
+            </w:r>
+          </w:p>
+          <w:p>
+            <w:pPr>
+              <w:spacing w:after="40" w:before="0"/>
+              <w:jc w:val="left"/>
+            </w:pPr>
+            <w:r>
+              <w:rPr>
+                <w:rFonts w:ascii="Century Gothic" w:hAnsi="Century Gothic"/>
+                <w:b w:val="0"/>
+              </w:rPr>
+              <w:t>• Projector</w:t>
+            </w:r>
+          </w:p>
+          <w:p>
+            <w:pPr>
+              <w:spacing w:after="40" w:before="0"/>
+              <w:jc w:val="left"/>
+            </w:pPr>
+            <w:r>
+              <w:rPr>
+                <w:rFonts w:ascii="Century Gothic" w:hAnsi="Century Gothic"/>
+                <w:b w:val="0"/>
+              </w:rPr>
+              <w:t>• Learning Management System</w:t>
+            </w:r>
+          </w:p>
+        </w:tc>
+        <w:tc>
+          <w:tcPr>
+            <w:tcW w:w="833" w:type="pct"/>
+          </w:tcPr>
+          <w:p>
+            <w:pPr>
+              <w:spacing w:after="40" w:before="0"/>
+              <w:jc w:val="left"/>
+            </w:pPr>
+            <w:r>
+              <w:rPr>
+                <w:rFonts w:ascii="Century Gothic" w:hAnsi="Century Gothic"/>
+                <w:b w:val="0"/>
+              </w:rPr>
+              <w:t>• Laboratory Exercise 7: Nested Loops and Multi-Level Iteration</w:t>
+            </w:r>
+          </w:p>
+          <w:p>
+            <w:pPr>
+              <w:spacing w:after="40" w:before="0"/>
+              <w:jc w:val="left"/>
+            </w:pPr>
+            <w:r>
+              <w:rPr>
+                <w:rFonts w:ascii="Century Gothic" w:hAnsi="Century Gothic"/>
+                <w:b w:val="0"/>
+              </w:rPr>
+              <w:t>• Nested-loop machine problem involving row-and-column processing, table or coordinate generation, and execution counting; submitted via GitHub</w:t>
             </w:r>
           </w:p>
         </w:tc>
@@ -4773,7 +5329,7 @@
                 <w:rFonts w:ascii="Century Gothic" w:hAnsi="Century Gothic"/>
                 <w:b/>
               </w:rPr>
-              <w:t>8</w:t>
+              <w:t>9</w:t>
             </w:r>
           </w:p>
         </w:tc>
@@ -5001,7 +5557,7 @@
                 <w:rFonts w:ascii="Century Gothic" w:hAnsi="Century Gothic"/>
                 <w:b w:val="0"/>
               </w:rPr>
-              <w:t>• CPP102 Week 8 Lecture and Laboratory Module</w:t>
+              <w:t>• CPP102 Week 9 Lecture and Laboratory Module</w:t>
             </w:r>
           </w:p>
           <w:p>
@@ -5149,7 +5705,7 @@
                 <w:rFonts w:ascii="Century Gothic" w:hAnsi="Century Gothic"/>
                 <w:b w:val="0"/>
               </w:rPr>
-              <w:t>• Laboratory Exercise 7: Functions Fundamentals</w:t>
+              <w:t>• Laboratory Exercise 8: Functions Fundamentals</w:t>
             </w:r>
           </w:p>
           <w:p>
@@ -5185,7 +5741,7 @@
                 <w:rFonts w:ascii="Century Gothic" w:hAnsi="Century Gothic"/>
                 <w:b/>
               </w:rPr>
-              <w:t>9</w:t>
+              <w:t>10</w:t>
             </w:r>
           </w:p>
         </w:tc>
@@ -5413,7 +5969,7 @@
                 <w:rFonts w:ascii="Century Gothic" w:hAnsi="Century Gothic"/>
                 <w:b w:val="0"/>
               </w:rPr>
-              <w:t>• CPP102 Week 9 Lecture and Laboratory Module</w:t>
+              <w:t>• CPP102 Week 10 Lecture and Laboratory Module</w:t>
             </w:r>
           </w:p>
           <w:p>
@@ -5574,7 +6130,7 @@
                 <w:rFonts w:ascii="Century Gothic" w:hAnsi="Century Gothic"/>
                 <w:b w:val="0"/>
               </w:rPr>
-              <w:t>• Laboratory Exercise 8: Function Behavior and Data Flow</w:t>
+              <w:t>• Laboratory Exercise 9: Function Behavior and Data Flow</w:t>
             </w:r>
           </w:p>
           <w:p>
@@ -5610,7 +6166,7 @@
                 <w:rFonts w:ascii="Century Gothic" w:hAnsi="Century Gothic"/>
                 <w:b/>
               </w:rPr>
-              <w:t>10</w:t>
+              <w:t>11</w:t>
             </w:r>
           </w:p>
         </w:tc>
@@ -5838,7 +6394,7 @@
                 <w:rFonts w:ascii="Century Gothic" w:hAnsi="Century Gothic"/>
                 <w:b w:val="0"/>
               </w:rPr>
-              <w:t>• CPP102 Week 10 Lecture and Laboratory Module</w:t>
+              <w:t>• CPP102 Week 11 Lecture and Laboratory Module</w:t>
             </w:r>
           </w:p>
           <w:p>
@@ -6012,7 +6568,7 @@
                 <w:rFonts w:ascii="Century Gothic" w:hAnsi="Century Gothic"/>
                 <w:b w:val="0"/>
               </w:rPr>
-              <w:t>• Laboratory Exercise 9: Modular Programming and Function Integration</w:t>
+              <w:t>• Laboratory Exercise 10: Modular Programming and Function Integration</w:t>
             </w:r>
           </w:p>
           <w:p>
@@ -6026,445 +6582,6 @@
                 <w:b w:val="0"/>
               </w:rPr>
               <w:t>• Integrated modular program (e.g., get_sensor_readings(), calculate_average(), classify_condition(), determine_system_action(), display_summary(), main()); submitted via GitHub</w:t>
-            </w:r>
-          </w:p>
-        </w:tc>
-      </w:tr>
-      <w:tr>
-        <w:trPr>
-          <w:trHeight w:val="1065"/>
-        </w:trPr>
-        <w:tc>
-          <w:tcPr>
-            <w:tcW w:w="360" w:type="pct"/>
-            <w:vAlign w:val="center"/>
-          </w:tcPr>
-          <w:p>
-            <w:pPr>
-              <w:spacing w:after="40" w:before="0"/>
-              <w:jc w:val="center"/>
-            </w:pPr>
-            <w:r>
-              <w:rPr>
-                <w:rFonts w:ascii="Century Gothic" w:hAnsi="Century Gothic"/>
-                <w:b/>
-              </w:rPr>
-              <w:t>11</w:t>
-            </w:r>
-          </w:p>
-        </w:tc>
-        <w:tc>
-          <w:tcPr>
-            <w:tcW w:w="826" w:type="pct"/>
-          </w:tcPr>
-          <w:p>
-            <w:pPr>
-              <w:spacing w:after="40" w:before="0"/>
-              <w:jc w:val="left"/>
-            </w:pPr>
-            <w:r>
-              <w:rPr>
-                <w:rFonts w:ascii="Century Gothic" w:hAnsi="Century Gothic"/>
-                <w:b/>
-              </w:rPr>
-              <w:t>Lists and Array Concepts</w:t>
-            </w:r>
-          </w:p>
-          <w:p>
-            <w:pPr>
-              <w:spacing w:after="40" w:before="0"/>
-              <w:jc w:val="left"/>
-            </w:pPr>
-            <w:r>
-              <w:rPr>
-                <w:rFonts w:ascii="Century Gothic" w:hAnsi="Century Gothic"/>
-                <w:b w:val="0"/>
-              </w:rPr>
-              <w:t>• Concept of collections; traditional array concepts; Python lists; distinction between Python lists and traditional arrays</w:t>
-            </w:r>
-          </w:p>
-          <w:p>
-            <w:pPr>
-              <w:spacing w:after="40" w:before="0"/>
-              <w:jc w:val="left"/>
-            </w:pPr>
-            <w:r>
-              <w:rPr>
-                <w:rFonts w:ascii="Century Gothic" w:hAnsi="Century Gothic"/>
-                <w:b w:val="0"/>
-              </w:rPr>
-              <w:t>• Creating lists (homogeneous and mixed-type); list representation; indexing; negative indexing; slicing</w:t>
-            </w:r>
-          </w:p>
-          <w:p>
-            <w:pPr>
-              <w:spacing w:after="40" w:before="0"/>
-              <w:jc w:val="left"/>
-            </w:pPr>
-            <w:r>
-              <w:rPr>
-                <w:rFonts w:ascii="Century Gothic" w:hAnsi="Century Gothic"/>
-                <w:b w:val="0"/>
-              </w:rPr>
-              <w:t>• List traversal using for and while loops</w:t>
-            </w:r>
-          </w:p>
-          <w:p>
-            <w:pPr>
-              <w:spacing w:after="40" w:before="0"/>
-              <w:jc w:val="left"/>
-            </w:pPr>
-            <w:r>
-              <w:rPr>
-                <w:rFonts w:ascii="Century Gothic" w:hAnsi="Century Gothic"/>
-                <w:b w:val="0"/>
-              </w:rPr>
-              <w:t>• Adding elements: append(), insert(); updating elements; deleting elements: remove(), pop(), del</w:t>
-            </w:r>
-          </w:p>
-          <w:p>
-            <w:pPr>
-              <w:spacing w:after="40" w:before="0"/>
-              <w:jc w:val="left"/>
-            </w:pPr>
-            <w:r>
-              <w:rPr>
-                <w:rFonts w:ascii="Century Gothic" w:hAnsi="Century Gothic"/>
-                <w:b w:val="0"/>
-              </w:rPr>
-              <w:t>• Membership operators; len(), sum(), min(), max(), count(); simple searching and aggregation</w:t>
-            </w:r>
-          </w:p>
-          <w:p>
-            <w:pPr>
-              <w:spacing w:after="40" w:before="0"/>
-              <w:jc w:val="left"/>
-            </w:pPr>
-            <w:r>
-              <w:rPr>
-                <w:rFonts w:ascii="Century Gothic" w:hAnsi="Century Gothic"/>
-                <w:b w:val="0"/>
-              </w:rPr>
-              <w:t>• Comparison of strings and lists: indexing, slicing, traversal, sequence behavior, mutability (strings are immutable, lists are mutable), and common operations</w:t>
-            </w:r>
-          </w:p>
-        </w:tc>
-        <w:tc>
-          <w:tcPr>
-            <w:tcW w:w="1424" w:type="pct"/>
-          </w:tcPr>
-          <w:p>
-            <w:pPr>
-              <w:spacing w:after="40" w:before="0"/>
-              <w:jc w:val="left"/>
-            </w:pPr>
-            <w:r>
-              <w:rPr>
-                <w:rFonts w:ascii="Century Gothic" w:hAnsi="Century Gothic"/>
-                <w:b w:val="0"/>
-              </w:rPr>
-              <w:t>1. Distinguish Python lists from traditional arrays and from strings in terms of indexing, slicing, traversal, and mutability.</w:t>
-            </w:r>
-          </w:p>
-          <w:p>
-            <w:pPr>
-              <w:spacing w:after="40" w:before="0"/>
-              <w:jc w:val="left"/>
-            </w:pPr>
-            <w:r>
-              <w:rPr>
-                <w:rFonts w:ascii="Century Gothic" w:hAnsi="Century Gothic"/>
-                <w:b w:val="0"/>
-              </w:rPr>
-              <w:t>2. Construct Python programs that create, traverse, update, and delete elements of a list.</w:t>
-            </w:r>
-          </w:p>
-          <w:p>
-            <w:pPr>
-              <w:spacing w:after="40" w:before="0"/>
-              <w:jc w:val="left"/>
-            </w:pPr>
-            <w:r>
-              <w:rPr>
-                <w:rFonts w:ascii="Century Gothic" w:hAnsi="Century Gothic"/>
-                <w:b w:val="0"/>
-              </w:rPr>
-              <w:t>3. Process a collection of numerical values using loops and functions to compute totals, averages, extrema, and counts.</w:t>
-            </w:r>
-          </w:p>
-        </w:tc>
-        <w:tc>
-          <w:tcPr>
-            <w:tcW w:w="835" w:type="pct"/>
-          </w:tcPr>
-          <w:p>
-            <w:pPr>
-              <w:spacing w:after="40" w:before="0"/>
-              <w:jc w:val="left"/>
-            </w:pPr>
-            <w:r>
-              <w:rPr>
-                <w:rFonts w:ascii="Century Gothic" w:hAnsi="Century Gothic"/>
-                <w:b w:val="0"/>
-              </w:rPr>
-              <w:t>• Guided lecture and demonstration</w:t>
-            </w:r>
-          </w:p>
-          <w:p>
-            <w:pPr>
-              <w:spacing w:after="40" w:before="0"/>
-              <w:jc w:val="left"/>
-            </w:pPr>
-            <w:r>
-              <w:rPr>
-                <w:rFonts w:ascii="Century Gothic" w:hAnsi="Century Gothic"/>
-                <w:b w:val="0"/>
-              </w:rPr>
-              <w:t>• Worked programming examples</w:t>
-            </w:r>
-          </w:p>
-          <w:p>
-            <w:pPr>
-              <w:spacing w:after="40" w:before="0"/>
-              <w:jc w:val="left"/>
-            </w:pPr>
-            <w:r>
-              <w:rPr>
-                <w:rFonts w:ascii="Century Gothic" w:hAnsi="Century Gothic"/>
-                <w:b w:val="0"/>
-              </w:rPr>
-              <w:t>• Code-tracing exercise</w:t>
-            </w:r>
-          </w:p>
-          <w:p>
-            <w:pPr>
-              <w:spacing w:after="40" w:before="0"/>
-              <w:jc w:val="left"/>
-            </w:pPr>
-            <w:r>
-              <w:rPr>
-                <w:rFonts w:ascii="Century Gothic" w:hAnsi="Century Gothic"/>
-                <w:b w:val="0"/>
-              </w:rPr>
-              <w:t>• Guided coding</w:t>
-            </w:r>
-          </w:p>
-          <w:p>
-            <w:pPr>
-              <w:spacing w:after="40" w:before="0"/>
-              <w:jc w:val="left"/>
-            </w:pPr>
-            <w:r>
-              <w:rPr>
-                <w:rFonts w:ascii="Century Gothic" w:hAnsi="Century Gothic"/>
-                <w:b w:val="0"/>
-              </w:rPr>
-              <w:t>• Individual machine problem</w:t>
-            </w:r>
-          </w:p>
-          <w:p>
-            <w:pPr>
-              <w:spacing w:after="40" w:before="0"/>
-              <w:jc w:val="left"/>
-            </w:pPr>
-            <w:r>
-              <w:rPr>
-                <w:rFonts w:ascii="Century Gothic" w:hAnsi="Century Gothic"/>
-                <w:b w:val="0"/>
-              </w:rPr>
-              <w:t>• Repository-based laboratory exercise</w:t>
-            </w:r>
-          </w:p>
-        </w:tc>
-        <w:tc>
-          <w:tcPr>
-            <w:tcW w:w="722" w:type="pct"/>
-          </w:tcPr>
-          <w:p>
-            <w:pPr>
-              <w:spacing w:after="40" w:before="0"/>
-              <w:jc w:val="left"/>
-            </w:pPr>
-            <w:r>
-              <w:rPr>
-                <w:rFonts w:ascii="Century Gothic" w:hAnsi="Century Gothic"/>
-                <w:b w:val="0"/>
-              </w:rPr>
-              <w:t>• CPP102 Week 11 Lecture and Laboratory Module</w:t>
-            </w:r>
-          </w:p>
-          <w:p>
-            <w:pPr>
-              <w:spacing w:after="40" w:before="0"/>
-              <w:jc w:val="left"/>
-            </w:pPr>
-            <w:r>
-              <w:rPr>
-                <w:rFonts w:ascii="Century Gothic" w:hAnsi="Century Gothic"/>
-                <w:b w:val="0"/>
-              </w:rPr>
-              <w:t>• Computer laboratory</w:t>
-            </w:r>
-          </w:p>
-          <w:p>
-            <w:pPr>
-              <w:spacing w:after="40" w:before="0"/>
-              <w:jc w:val="left"/>
-            </w:pPr>
-            <w:r>
-              <w:rPr>
-                <w:rFonts w:ascii="Century Gothic" w:hAnsi="Century Gothic"/>
-                <w:b w:val="0"/>
-              </w:rPr>
-              <w:t>• Python 3.x</w:t>
-            </w:r>
-          </w:p>
-          <w:p>
-            <w:pPr>
-              <w:spacing w:after="40" w:before="0"/>
-              <w:jc w:val="left"/>
-            </w:pPr>
-            <w:r>
-              <w:rPr>
-                <w:rFonts w:ascii="Century Gothic" w:hAnsi="Century Gothic"/>
-                <w:b w:val="0"/>
-              </w:rPr>
-              <w:t>• Visual Studio Code</w:t>
-            </w:r>
-          </w:p>
-          <w:p>
-            <w:pPr>
-              <w:spacing w:after="40" w:before="0"/>
-              <w:jc w:val="left"/>
-            </w:pPr>
-            <w:r>
-              <w:rPr>
-                <w:rFonts w:ascii="Century Gothic" w:hAnsi="Century Gothic"/>
-                <w:b w:val="0"/>
-              </w:rPr>
-              <w:t>• Git</w:t>
-            </w:r>
-          </w:p>
-          <w:p>
-            <w:pPr>
-              <w:spacing w:after="40" w:before="0"/>
-              <w:jc w:val="left"/>
-            </w:pPr>
-            <w:r>
-              <w:rPr>
-                <w:rFonts w:ascii="Century Gothic" w:hAnsi="Century Gothic"/>
-                <w:b w:val="0"/>
-              </w:rPr>
-              <w:t>• GitHub</w:t>
-            </w:r>
-          </w:p>
-          <w:p>
-            <w:pPr>
-              <w:spacing w:after="40" w:before="0"/>
-              <w:jc w:val="left"/>
-            </w:pPr>
-            <w:r>
-              <w:rPr>
-                <w:rFonts w:ascii="Century Gothic" w:hAnsi="Century Gothic"/>
-                <w:b w:val="0"/>
-              </w:rPr>
-              <w:t>• Terminal / command-line interface</w:t>
-            </w:r>
-          </w:p>
-          <w:p>
-            <w:pPr>
-              <w:spacing w:after="40" w:before="0"/>
-              <w:jc w:val="left"/>
-            </w:pPr>
-            <w:r>
-              <w:rPr>
-                <w:rFonts w:ascii="Century Gothic" w:hAnsi="Century Gothic"/>
-                <w:b w:val="0"/>
-              </w:rPr>
-              <w:t>• Simulated sensor dataset</w:t>
-            </w:r>
-          </w:p>
-          <w:p>
-            <w:pPr>
-              <w:spacing w:after="40" w:before="0"/>
-              <w:jc w:val="left"/>
-            </w:pPr>
-            <w:r>
-              <w:rPr>
-                <w:rFonts w:ascii="Century Gothic" w:hAnsi="Century Gothic"/>
-                <w:b w:val="0"/>
-              </w:rPr>
-              <w:t>• Numerical data samples</w:t>
-            </w:r>
-          </w:p>
-          <w:p>
-            <w:pPr>
-              <w:spacing w:after="40" w:before="0"/>
-              <w:jc w:val="left"/>
-            </w:pPr>
-            <w:r>
-              <w:rPr>
-                <w:rFonts w:ascii="Century Gothic" w:hAnsi="Century Gothic"/>
-                <w:b w:val="0"/>
-              </w:rPr>
-              <w:t>• Trace-table worksheet</w:t>
-            </w:r>
-          </w:p>
-          <w:p>
-            <w:pPr>
-              <w:spacing w:after="40" w:before="0"/>
-              <w:jc w:val="left"/>
-            </w:pPr>
-            <w:r>
-              <w:rPr>
-                <w:rFonts w:ascii="Century Gothic" w:hAnsi="Century Gothic"/>
-                <w:b w:val="0"/>
-              </w:rPr>
-              <w:t>• Projector</w:t>
-            </w:r>
-          </w:p>
-          <w:p>
-            <w:pPr>
-              <w:spacing w:after="40" w:before="0"/>
-              <w:jc w:val="left"/>
-            </w:pPr>
-            <w:r>
-              <w:rPr>
-                <w:rFonts w:ascii="Century Gothic" w:hAnsi="Century Gothic"/>
-                <w:b w:val="0"/>
-              </w:rPr>
-              <w:t>• Learning Management System</w:t>
-            </w:r>
-          </w:p>
-        </w:tc>
-        <w:tc>
-          <w:tcPr>
-            <w:tcW w:w="833" w:type="pct"/>
-          </w:tcPr>
-          <w:p>
-            <w:pPr>
-              <w:spacing w:after="40" w:before="0"/>
-              <w:jc w:val="left"/>
-            </w:pPr>
-            <w:r>
-              <w:rPr>
-                <w:rFonts w:ascii="Century Gothic" w:hAnsi="Century Gothic"/>
-                <w:b w:val="0"/>
-              </w:rPr>
-              <w:t>• Laboratory Exercise 10: Lists and Array Concepts</w:t>
-            </w:r>
-          </w:p>
-          <w:p>
-            <w:pPr>
-              <w:spacing w:after="40" w:before="0"/>
-              <w:jc w:val="left"/>
-            </w:pPr>
-            <w:r>
-              <w:rPr>
-                <w:rFonts w:ascii="Century Gothic" w:hAnsi="Century Gothic"/>
-                <w:b w:val="0"/>
-              </w:rPr>
-              <w:t>• Process a collection of numerical values (e.g., simulated sensor readings or quiz scores): total, average, minimum, maximum, counts, and a formatted summary; submitted via GitHub</w:t>
             </w:r>
           </w:p>
         </w:tc>
@@ -6490,7 +6607,485 @@
                 <w:rFonts w:ascii="Century Gothic" w:hAnsi="Century Gothic"/>
                 <w:b/>
               </w:rPr>
-              <w:t>MIDTERM EXAMINATION  —  Covers competencies through Week 11: programming logic, algorithms, pseudocode, flowcharts, sequence, selection, iteration, functions, modular programming, strings as an integrated data type, and lists and array concepts. May include written and practical programming components.</w:t>
+              <w:t>MIDTERM EXAMINATION  —  Covers competencies through Week 11: programming logic, algorithms, pseudocode, flowcharts, sequence, selection, single-level iteration, nested loops and multi-level iteration, functions fundamentals, function behavior and data flow, modular programming and function integration, and strings as an integrated data type. Lists and array concepts are NOT included because they are taken up in Week 13. May include written and practical programming components.</w:t>
+            </w:r>
+          </w:p>
+        </w:tc>
+      </w:tr>
+      <w:tr>
+        <w:trPr>
+          <w:trHeight w:val="1065"/>
+        </w:trPr>
+        <w:tc>
+          <w:tcPr>
+            <w:tcW w:w="360" w:type="pct"/>
+            <w:vAlign w:val="center"/>
+          </w:tcPr>
+          <w:p>
+            <w:pPr>
+              <w:spacing w:after="40" w:before="0"/>
+              <w:jc w:val="center"/>
+            </w:pPr>
+            <w:r>
+              <w:rPr>
+                <w:rFonts w:ascii="Century Gothic" w:hAnsi="Century Gothic"/>
+                <w:b/>
+              </w:rPr>
+              <w:t>13</w:t>
+            </w:r>
+          </w:p>
+        </w:tc>
+        <w:tc>
+          <w:tcPr>
+            <w:tcW w:w="826" w:type="pct"/>
+          </w:tcPr>
+          <w:p>
+            <w:pPr>
+              <w:spacing w:after="40" w:before="0"/>
+              <w:jc w:val="left"/>
+            </w:pPr>
+            <w:r>
+              <w:rPr>
+                <w:rFonts w:ascii="Century Gothic" w:hAnsi="Century Gothic"/>
+                <w:b/>
+              </w:rPr>
+              <w:t>Lists and Array Concepts</w:t>
+            </w:r>
+          </w:p>
+          <w:p>
+            <w:pPr>
+              <w:spacing w:after="40" w:before="0"/>
+              <w:jc w:val="left"/>
+            </w:pPr>
+            <w:r>
+              <w:rPr>
+                <w:rFonts w:ascii="Century Gothic" w:hAnsi="Century Gothic"/>
+                <w:b w:val="0"/>
+              </w:rPr>
+              <w:t>• Concept of collections; traditional array concepts; Python lists; distinction between Python lists and traditional arrays</w:t>
+            </w:r>
+          </w:p>
+          <w:p>
+            <w:pPr>
+              <w:spacing w:after="40" w:before="0"/>
+              <w:jc w:val="left"/>
+            </w:pPr>
+            <w:r>
+              <w:rPr>
+                <w:rFonts w:ascii="Century Gothic" w:hAnsi="Century Gothic"/>
+                <w:b w:val="0"/>
+              </w:rPr>
+              <w:t>• Creating lists (homogeneous and mixed-type); list representation; indexing; negative indexing; slicing</w:t>
+            </w:r>
+          </w:p>
+          <w:p>
+            <w:pPr>
+              <w:spacing w:after="40" w:before="0"/>
+              <w:jc w:val="left"/>
+            </w:pPr>
+            <w:r>
+              <w:rPr>
+                <w:rFonts w:ascii="Century Gothic" w:hAnsi="Century Gothic"/>
+                <w:b w:val="0"/>
+              </w:rPr>
+              <w:t>• List traversal using for and while loops</w:t>
+            </w:r>
+          </w:p>
+          <w:p>
+            <w:pPr>
+              <w:spacing w:after="40" w:before="0"/>
+              <w:jc w:val="left"/>
+            </w:pPr>
+            <w:r>
+              <w:rPr>
+                <w:rFonts w:ascii="Century Gothic" w:hAnsi="Century Gothic"/>
+                <w:b w:val="0"/>
+              </w:rPr>
+              <w:t>• Adding elements: append(), insert(); updating elements; deleting elements: remove(), pop(), del</w:t>
+            </w:r>
+          </w:p>
+          <w:p>
+            <w:pPr>
+              <w:spacing w:after="40" w:before="0"/>
+              <w:jc w:val="left"/>
+            </w:pPr>
+            <w:r>
+              <w:rPr>
+                <w:rFonts w:ascii="Century Gothic" w:hAnsi="Century Gothic"/>
+                <w:b w:val="0"/>
+              </w:rPr>
+              <w:t>• Membership operators; len(), sum(), min(), max(), count(); simple searching and aggregation</w:t>
+            </w:r>
+          </w:p>
+          <w:p>
+            <w:pPr>
+              <w:spacing w:after="40" w:before="0"/>
+              <w:jc w:val="left"/>
+            </w:pPr>
+            <w:r>
+              <w:rPr>
+                <w:rFonts w:ascii="Century Gothic" w:hAnsi="Century Gothic"/>
+                <w:b w:val="0"/>
+              </w:rPr>
+              <w:t>• Comparison of strings and lists: indexing, slicing, traversal, sequence behavior, mutability (strings are immutable, lists are mutable), and common operations</w:t>
+            </w:r>
+          </w:p>
+        </w:tc>
+        <w:tc>
+          <w:tcPr>
+            <w:tcW w:w="1424" w:type="pct"/>
+          </w:tcPr>
+          <w:p>
+            <w:pPr>
+              <w:spacing w:after="40" w:before="0"/>
+              <w:jc w:val="left"/>
+            </w:pPr>
+            <w:r>
+              <w:rPr>
+                <w:rFonts w:ascii="Century Gothic" w:hAnsi="Century Gothic"/>
+                <w:b w:val="0"/>
+              </w:rPr>
+              <w:t>1. Distinguish Python lists from traditional arrays and from strings in terms of indexing, slicing, traversal, and mutability.</w:t>
+            </w:r>
+          </w:p>
+          <w:p>
+            <w:pPr>
+              <w:spacing w:after="40" w:before="0"/>
+              <w:jc w:val="left"/>
+            </w:pPr>
+            <w:r>
+              <w:rPr>
+                <w:rFonts w:ascii="Century Gothic" w:hAnsi="Century Gothic"/>
+                <w:b w:val="0"/>
+              </w:rPr>
+              <w:t>2. Construct Python programs that create, traverse, update, and delete elements of a list.</w:t>
+            </w:r>
+          </w:p>
+          <w:p>
+            <w:pPr>
+              <w:spacing w:after="40" w:before="0"/>
+              <w:jc w:val="left"/>
+            </w:pPr>
+            <w:r>
+              <w:rPr>
+                <w:rFonts w:ascii="Century Gothic" w:hAnsi="Century Gothic"/>
+                <w:b w:val="0"/>
+              </w:rPr>
+              <w:t>3. Process a collection of numerical values using loops and functions to compute totals, averages, extrema, and counts.</w:t>
+            </w:r>
+          </w:p>
+        </w:tc>
+        <w:tc>
+          <w:tcPr>
+            <w:tcW w:w="835" w:type="pct"/>
+          </w:tcPr>
+          <w:p>
+            <w:pPr>
+              <w:spacing w:after="40" w:before="0"/>
+              <w:jc w:val="left"/>
+            </w:pPr>
+            <w:r>
+              <w:rPr>
+                <w:rFonts w:ascii="Century Gothic" w:hAnsi="Century Gothic"/>
+                <w:b w:val="0"/>
+              </w:rPr>
+              <w:t>• Guided lecture and demonstration</w:t>
+            </w:r>
+          </w:p>
+          <w:p>
+            <w:pPr>
+              <w:spacing w:after="40" w:before="0"/>
+              <w:jc w:val="left"/>
+            </w:pPr>
+            <w:r>
+              <w:rPr>
+                <w:rFonts w:ascii="Century Gothic" w:hAnsi="Century Gothic"/>
+                <w:b w:val="0"/>
+              </w:rPr>
+              <w:t>• Worked programming examples</w:t>
+            </w:r>
+          </w:p>
+          <w:p>
+            <w:pPr>
+              <w:spacing w:after="40" w:before="0"/>
+              <w:jc w:val="left"/>
+            </w:pPr>
+            <w:r>
+              <w:rPr>
+                <w:rFonts w:ascii="Century Gothic" w:hAnsi="Century Gothic"/>
+                <w:b w:val="0"/>
+              </w:rPr>
+              <w:t>• Code-tracing exercise</w:t>
+            </w:r>
+          </w:p>
+          <w:p>
+            <w:pPr>
+              <w:spacing w:after="40" w:before="0"/>
+              <w:jc w:val="left"/>
+            </w:pPr>
+            <w:r>
+              <w:rPr>
+                <w:rFonts w:ascii="Century Gothic" w:hAnsi="Century Gothic"/>
+                <w:b w:val="0"/>
+              </w:rPr>
+              <w:t>• Guided coding</w:t>
+            </w:r>
+          </w:p>
+          <w:p>
+            <w:pPr>
+              <w:spacing w:after="40" w:before="0"/>
+              <w:jc w:val="left"/>
+            </w:pPr>
+            <w:r>
+              <w:rPr>
+                <w:rFonts w:ascii="Century Gothic" w:hAnsi="Century Gothic"/>
+                <w:b w:val="0"/>
+              </w:rPr>
+              <w:t>• Individual machine problem</w:t>
+            </w:r>
+          </w:p>
+          <w:p>
+            <w:pPr>
+              <w:spacing w:after="40" w:before="0"/>
+              <w:jc w:val="left"/>
+            </w:pPr>
+            <w:r>
+              <w:rPr>
+                <w:rFonts w:ascii="Century Gothic" w:hAnsi="Century Gothic"/>
+                <w:b w:val="0"/>
+              </w:rPr>
+              <w:t>• Repository-based laboratory exercise</w:t>
+            </w:r>
+          </w:p>
+          <w:p>
+            <w:pPr>
+              <w:spacing w:after="40" w:before="0"/>
+              <w:jc w:val="left"/>
+            </w:pPr>
+            <w:r>
+              <w:rPr>
+                <w:rFonts w:ascii="Century Gothic" w:hAnsi="Century Gothic"/>
+                <w:b w:val="0"/>
+              </w:rPr>
+              <w:t>• Program-tracing and dry-run analysis</w:t>
+            </w:r>
+          </w:p>
+          <w:p>
+            <w:pPr>
+              <w:spacing w:after="40" w:before="0"/>
+              <w:jc w:val="left"/>
+            </w:pPr>
+            <w:r>
+              <w:rPr>
+                <w:rFonts w:ascii="Century Gothic" w:hAnsi="Century Gothic"/>
+                <w:b w:val="0"/>
+              </w:rPr>
+              <w:t>• Trace-table activity</w:t>
+            </w:r>
+          </w:p>
+          <w:p>
+            <w:pPr>
+              <w:spacing w:after="40" w:before="0"/>
+              <w:jc w:val="left"/>
+            </w:pPr>
+            <w:r>
+              <w:rPr>
+                <w:rFonts w:ascii="Century Gothic" w:hAnsi="Century Gothic"/>
+                <w:b w:val="0"/>
+              </w:rPr>
+              <w:t>• Test-case design activity (normal, boundary, and invalid cases)</w:t>
+            </w:r>
+          </w:p>
+        </w:tc>
+        <w:tc>
+          <w:tcPr>
+            <w:tcW w:w="722" w:type="pct"/>
+          </w:tcPr>
+          <w:p>
+            <w:pPr>
+              <w:spacing w:after="40" w:before="0"/>
+              <w:jc w:val="left"/>
+            </w:pPr>
+            <w:r>
+              <w:rPr>
+                <w:rFonts w:ascii="Century Gothic" w:hAnsi="Century Gothic"/>
+                <w:b w:val="0"/>
+              </w:rPr>
+              <w:t>• CPP102 Week 13 Lecture and Laboratory Module</w:t>
+            </w:r>
+          </w:p>
+          <w:p>
+            <w:pPr>
+              <w:spacing w:after="40" w:before="0"/>
+              <w:jc w:val="left"/>
+            </w:pPr>
+            <w:r>
+              <w:rPr>
+                <w:rFonts w:ascii="Century Gothic" w:hAnsi="Century Gothic"/>
+                <w:b w:val="0"/>
+              </w:rPr>
+              <w:t>• Computer laboratory</w:t>
+            </w:r>
+          </w:p>
+          <w:p>
+            <w:pPr>
+              <w:spacing w:after="40" w:before="0"/>
+              <w:jc w:val="left"/>
+            </w:pPr>
+            <w:r>
+              <w:rPr>
+                <w:rFonts w:ascii="Century Gothic" w:hAnsi="Century Gothic"/>
+                <w:b w:val="0"/>
+              </w:rPr>
+              <w:t>• Python 3.x</w:t>
+            </w:r>
+          </w:p>
+          <w:p>
+            <w:pPr>
+              <w:spacing w:after="40" w:before="0"/>
+              <w:jc w:val="left"/>
+            </w:pPr>
+            <w:r>
+              <w:rPr>
+                <w:rFonts w:ascii="Century Gothic" w:hAnsi="Century Gothic"/>
+                <w:b w:val="0"/>
+              </w:rPr>
+              <w:t>• Visual Studio Code</w:t>
+            </w:r>
+          </w:p>
+          <w:p>
+            <w:pPr>
+              <w:spacing w:after="40" w:before="0"/>
+              <w:jc w:val="left"/>
+            </w:pPr>
+            <w:r>
+              <w:rPr>
+                <w:rFonts w:ascii="Century Gothic" w:hAnsi="Century Gothic"/>
+                <w:b w:val="0"/>
+              </w:rPr>
+              <w:t>• Git</w:t>
+            </w:r>
+          </w:p>
+          <w:p>
+            <w:pPr>
+              <w:spacing w:after="40" w:before="0"/>
+              <w:jc w:val="left"/>
+            </w:pPr>
+            <w:r>
+              <w:rPr>
+                <w:rFonts w:ascii="Century Gothic" w:hAnsi="Century Gothic"/>
+                <w:b w:val="0"/>
+              </w:rPr>
+              <w:t>• GitHub</w:t>
+            </w:r>
+          </w:p>
+          <w:p>
+            <w:pPr>
+              <w:spacing w:after="40" w:before="0"/>
+              <w:jc w:val="left"/>
+            </w:pPr>
+            <w:r>
+              <w:rPr>
+                <w:rFonts w:ascii="Century Gothic" w:hAnsi="Century Gothic"/>
+                <w:b w:val="0"/>
+              </w:rPr>
+              <w:t>• Terminal / command-line interface</w:t>
+            </w:r>
+          </w:p>
+          <w:p>
+            <w:pPr>
+              <w:spacing w:after="40" w:before="0"/>
+              <w:jc w:val="left"/>
+            </w:pPr>
+            <w:r>
+              <w:rPr>
+                <w:rFonts w:ascii="Century Gothic" w:hAnsi="Century Gothic"/>
+                <w:b w:val="0"/>
+              </w:rPr>
+              <w:t>• Simulated sensor dataset</w:t>
+            </w:r>
+          </w:p>
+          <w:p>
+            <w:pPr>
+              <w:spacing w:after="40" w:before="0"/>
+              <w:jc w:val="left"/>
+            </w:pPr>
+            <w:r>
+              <w:rPr>
+                <w:rFonts w:ascii="Century Gothic" w:hAnsi="Century Gothic"/>
+                <w:b w:val="0"/>
+              </w:rPr>
+              <w:t>• Numerical data samples</w:t>
+            </w:r>
+          </w:p>
+          <w:p>
+            <w:pPr>
+              <w:spacing w:after="40" w:before="0"/>
+              <w:jc w:val="left"/>
+            </w:pPr>
+            <w:r>
+              <w:rPr>
+                <w:rFonts w:ascii="Century Gothic" w:hAnsi="Century Gothic"/>
+                <w:b w:val="0"/>
+              </w:rPr>
+              <w:t>• Trace-table worksheet</w:t>
+            </w:r>
+          </w:p>
+          <w:p>
+            <w:pPr>
+              <w:spacing w:after="40" w:before="0"/>
+              <w:jc w:val="left"/>
+            </w:pPr>
+            <w:r>
+              <w:rPr>
+                <w:rFonts w:ascii="Century Gothic" w:hAnsi="Century Gothic"/>
+                <w:b w:val="0"/>
+              </w:rPr>
+              <w:t>• Projector</w:t>
+            </w:r>
+          </w:p>
+          <w:p>
+            <w:pPr>
+              <w:spacing w:after="40" w:before="0"/>
+              <w:jc w:val="left"/>
+            </w:pPr>
+            <w:r>
+              <w:rPr>
+                <w:rFonts w:ascii="Century Gothic" w:hAnsi="Century Gothic"/>
+                <w:b w:val="0"/>
+              </w:rPr>
+              <w:t>• Learning Management System</w:t>
+            </w:r>
+          </w:p>
+        </w:tc>
+        <w:tc>
+          <w:tcPr>
+            <w:tcW w:w="833" w:type="pct"/>
+          </w:tcPr>
+          <w:p>
+            <w:pPr>
+              <w:spacing w:after="40" w:before="0"/>
+              <w:jc w:val="left"/>
+            </w:pPr>
+            <w:r>
+              <w:rPr>
+                <w:rFonts w:ascii="Century Gothic" w:hAnsi="Century Gothic"/>
+                <w:b w:val="0"/>
+              </w:rPr>
+              <w:t>• Laboratory Exercise 11: Lists and Array Concepts</w:t>
+            </w:r>
+          </w:p>
+          <w:p>
+            <w:pPr>
+              <w:spacing w:after="40" w:before="0"/>
+              <w:jc w:val="left"/>
+            </w:pPr>
+            <w:r>
+              <w:rPr>
+                <w:rFonts w:ascii="Century Gothic" w:hAnsi="Century Gothic"/>
+                <w:b w:val="0"/>
+              </w:rPr>
+              <w:t>• Process a collection of numerical values (e.g., simulated sensor readings or quiz scores): total, average, minimum, maximum, counts, and a formatted summary; submitted via GitHub</w:t>
             </w:r>
           </w:p>
         </w:tc>
@@ -6514,7 +7109,7 @@
                 <w:rFonts w:ascii="Century Gothic" w:hAnsi="Century Gothic"/>
                 <w:b/>
               </w:rPr>
-              <w:t>13</w:t>
+              <w:t>14</w:t>
             </w:r>
           </w:p>
         </w:tc>
@@ -6532,85 +7127,59 @@
                 <w:rFonts w:ascii="Century Gothic" w:hAnsi="Century Gothic"/>
                 <w:b/>
               </w:rPr>
-              <w:t>Program Tracing, Test-Case Design, Input Validation, and Debugging</w:t>
-            </w:r>
-          </w:p>
-          <w:p>
-            <w:pPr>
-              <w:spacing w:after="40" w:before="0"/>
-              <w:jc w:val="left"/>
-            </w:pPr>
-            <w:r>
-              <w:rPr>
-                <w:rFonts w:ascii="Century Gothic" w:hAnsi="Century Gothic"/>
-                <w:b w:val="0"/>
-              </w:rPr>
-              <w:t>• Program tracing; dry-run analysis; trace tables; predicting output</w:t>
-            </w:r>
-          </w:p>
-          <w:p>
-            <w:pPr>
-              <w:spacing w:after="40" w:before="0"/>
-              <w:jc w:val="left"/>
-            </w:pPr>
-            <w:r>
-              <w:rPr>
-                <w:rFonts w:ascii="Century Gothic" w:hAnsi="Century Gothic"/>
-                <w:b w:val="0"/>
-              </w:rPr>
-              <w:t>• Debugging steps and processes; debugging approaches; debugging tools (print statements and the VS Code debugger)</w:t>
-            </w:r>
-          </w:p>
-          <w:p>
-            <w:pPr>
-              <w:spacing w:after="40" w:before="0"/>
-              <w:jc w:val="left"/>
-            </w:pPr>
-            <w:r>
-              <w:rPr>
-                <w:rFonts w:ascii="Century Gothic" w:hAnsi="Century Gothic"/>
-                <w:b w:val="0"/>
-              </w:rPr>
-              <w:t>• Syntax, runtime, and logical errors</w:t>
-            </w:r>
-          </w:p>
-          <w:p>
-            <w:pPr>
-              <w:spacing w:after="40" w:before="0"/>
-              <w:jc w:val="left"/>
-            </w:pPr>
-            <w:r>
-              <w:rPr>
-                <w:rFonts w:ascii="Century Gothic" w:hAnsi="Century Gothic"/>
-                <w:b w:val="0"/>
-              </w:rPr>
-              <w:t>• Test-case design: normal, boundary, and invalid test cases</w:t>
-            </w:r>
-          </w:p>
-          <w:p>
-            <w:pPr>
-              <w:spacing w:after="40" w:before="0"/>
-              <w:jc w:val="left"/>
-            </w:pPr>
-            <w:r>
-              <w:rPr>
-                <w:rFonts w:ascii="Century Gothic" w:hAnsi="Century Gothic"/>
-                <w:b w:val="0"/>
-              </w:rPr>
-              <w:t>• Input validation; defensive programming</w:t>
-            </w:r>
-          </w:p>
-          <w:p>
-            <w:pPr>
-              <w:spacing w:after="40" w:before="0"/>
-              <w:jc w:val="left"/>
-            </w:pPr>
-            <w:r>
-              <w:rPr>
-                <w:rFonts w:ascii="Century Gothic" w:hAnsi="Century Gothic"/>
-                <w:b w:val="0"/>
-              </w:rPr>
-              <w:t>• Introductory computer memory concepts; generating formatted output / reports</w:t>
+              <w:t>Numerical Data Processing Using Lists or Arrays</w:t>
+            </w:r>
+          </w:p>
+          <w:p>
+            <w:pPr>
+              <w:spacing w:after="40" w:before="0"/>
+              <w:jc w:val="left"/>
+            </w:pPr>
+            <w:r>
+              <w:rPr>
+                <w:rFonts w:ascii="Century Gothic" w:hAnsi="Century Gothic"/>
+                <w:b w:val="0"/>
+              </w:rPr>
+              <w:t>• Storing numerical observations in lists; processing simulated sensor readings</w:t>
+            </w:r>
+          </w:p>
+          <w:p>
+            <w:pPr>
+              <w:spacing w:after="40" w:before="0"/>
+              <w:jc w:val="left"/>
+            </w:pPr>
+            <w:r>
+              <w:rPr>
+                <w:rFonts w:ascii="Century Gothic" w:hAnsi="Century Gothic"/>
+                <w:b w:val="0"/>
+              </w:rPr>
+              <w:t>• Totals and averages; minimum and maximum values; counting values that satisfy a condition; thresholding</w:t>
+            </w:r>
+          </w:p>
+          <w:p>
+            <w:pPr>
+              <w:spacing w:after="40" w:before="0"/>
+              <w:jc w:val="left"/>
+            </w:pPr>
+            <w:r>
+              <w:rPr>
+                <w:rFonts w:ascii="Century Gothic" w:hAnsi="Century Gothic"/>
+                <w:b w:val="0"/>
+              </w:rPr>
+              <w:t>• Rule-based classification; simple searching; generating formatted numerical summaries / reports</w:t>
+            </w:r>
+          </w:p>
+          <w:p>
+            <w:pPr>
+              <w:spacing w:after="40" w:before="0"/>
+              <w:jc w:val="left"/>
+            </w:pPr>
+            <w:r>
+              <w:rPr>
+                <w:rFonts w:ascii="Century Gothic" w:hAnsi="Century Gothic"/>
+                <w:b w:val="0"/>
+              </w:rPr>
+              <w:t>• Program tracing, debugging, test-case design, and input validation applied to numerical data processing (syntax, runtime, and logical errors; normal, boundary, and invalid test cases)</w:t>
             </w:r>
           </w:p>
         </w:tc>
@@ -6628,33 +7197,33 @@
                 <w:rFonts w:ascii="Century Gothic" w:hAnsi="Century Gothic"/>
                 <w:b w:val="0"/>
               </w:rPr>
-              <w:t>1. Trace programs and construct trace tables to predict output and locate errors.</w:t>
-            </w:r>
-          </w:p>
-          <w:p>
-            <w:pPr>
-              <w:spacing w:after="40" w:before="0"/>
-              <w:jc w:val="left"/>
-            </w:pPr>
-            <w:r>
-              <w:rPr>
-                <w:rFonts w:ascii="Century Gothic" w:hAnsi="Century Gothic"/>
-                <w:b w:val="0"/>
-              </w:rPr>
-              <w:t>2. Distinguish syntax, runtime, and logical errors and debug them using print statements and the VS Code debugger.</w:t>
-            </w:r>
-          </w:p>
-          <w:p>
-            <w:pPr>
-              <w:spacing w:after="40" w:before="0"/>
-              <w:jc w:val="left"/>
-            </w:pPr>
-            <w:r>
-              <w:rPr>
-                <w:rFonts w:ascii="Century Gothic" w:hAnsi="Century Gothic"/>
-                <w:b w:val="0"/>
-              </w:rPr>
-              <w:t>3. Design normal, boundary, and invalid test cases and apply input validation and defensive programming.</w:t>
+              <w:t>1. Implement Python programs that compute totals, averages, minimum, and maximum values from a list of numerical data.</w:t>
+            </w:r>
+          </w:p>
+          <w:p>
+            <w:pPr>
+              <w:spacing w:after="40" w:before="0"/>
+              <w:jc w:val="left"/>
+            </w:pPr>
+            <w:r>
+              <w:rPr>
+                <w:rFonts w:ascii="Century Gothic" w:hAnsi="Century Gothic"/>
+                <w:b w:val="0"/>
+              </w:rPr>
+              <w:t>2. Apply counting, thresholding, and rule-based classification to numerical observations.</w:t>
+            </w:r>
+          </w:p>
+          <w:p>
+            <w:pPr>
+              <w:spacing w:after="40" w:before="0"/>
+              <w:jc w:val="left"/>
+            </w:pPr>
+            <w:r>
+              <w:rPr>
+                <w:rFonts w:ascii="Century Gothic" w:hAnsi="Century Gothic"/>
+                <w:b w:val="0"/>
+              </w:rPr>
+              <w:t>3. Generate a formatted summary report of processed numerical data.</w:t>
             </w:r>
           </w:p>
         </w:tc>
@@ -6685,46 +7254,20 @@
                 <w:rFonts w:ascii="Century Gothic" w:hAnsi="Century Gothic"/>
                 <w:b w:val="0"/>
               </w:rPr>
-              <w:t>• Code-tracing exercise</w:t>
-            </w:r>
-          </w:p>
-          <w:p>
-            <w:pPr>
-              <w:spacing w:after="40" w:before="0"/>
-              <w:jc w:val="left"/>
-            </w:pPr>
-            <w:r>
-              <w:rPr>
-                <w:rFonts w:ascii="Century Gothic" w:hAnsi="Century Gothic"/>
-                <w:b w:val="0"/>
-              </w:rPr>
-              <w:t>• Dry-run analysis</w:t>
-            </w:r>
-          </w:p>
-          <w:p>
-            <w:pPr>
-              <w:spacing w:after="40" w:before="0"/>
-              <w:jc w:val="left"/>
-            </w:pPr>
-            <w:r>
-              <w:rPr>
-                <w:rFonts w:ascii="Century Gothic" w:hAnsi="Century Gothic"/>
-                <w:b w:val="0"/>
-              </w:rPr>
-              <w:t>• Debugging clinic</w:t>
-            </w:r>
-          </w:p>
-          <w:p>
-            <w:pPr>
-              <w:spacing w:after="40" w:before="0"/>
-              <w:jc w:val="left"/>
-            </w:pPr>
-            <w:r>
-              <w:rPr>
-                <w:rFonts w:ascii="Century Gothic" w:hAnsi="Century Gothic"/>
-                <w:b w:val="0"/>
-              </w:rPr>
-              <w:t>• Test-case design</w:t>
+              <w:t>• Worked programming examples</w:t>
+            </w:r>
+          </w:p>
+          <w:p>
+            <w:pPr>
+              <w:spacing w:after="40" w:before="0"/>
+              <w:jc w:val="left"/>
+            </w:pPr>
+            <w:r>
+              <w:rPr>
+                <w:rFonts w:ascii="Century Gothic" w:hAnsi="Century Gothic"/>
+                <w:b w:val="0"/>
+              </w:rPr>
+              <w:t>• Guided coding</w:t>
             </w:r>
           </w:p>
           <w:p>
@@ -6753,404 +7296,30 @@
               <w:t>• Repository-based laboratory exercise</w:t>
             </w:r>
           </w:p>
-        </w:tc>
-        <w:tc>
-          <w:tcPr>
-            <w:tcW w:w="722" w:type="pct"/>
-          </w:tcPr>
-          <w:p>
-            <w:pPr>
-              <w:spacing w:after="40" w:before="0"/>
-              <w:jc w:val="left"/>
-            </w:pPr>
-            <w:r>
-              <w:rPr>
-                <w:rFonts w:ascii="Century Gothic" w:hAnsi="Century Gothic"/>
-                <w:b w:val="0"/>
-              </w:rPr>
-              <w:t>• CPP102 Week 13 Lecture and Laboratory Module</w:t>
-            </w:r>
-          </w:p>
-          <w:p>
-            <w:pPr>
-              <w:spacing w:after="40" w:before="0"/>
-              <w:jc w:val="left"/>
-            </w:pPr>
-            <w:r>
-              <w:rPr>
-                <w:rFonts w:ascii="Century Gothic" w:hAnsi="Century Gothic"/>
-                <w:b w:val="0"/>
-              </w:rPr>
-              <w:t>• Computer laboratory</w:t>
-            </w:r>
-          </w:p>
-          <w:p>
-            <w:pPr>
-              <w:spacing w:after="40" w:before="0"/>
-              <w:jc w:val="left"/>
-            </w:pPr>
-            <w:r>
-              <w:rPr>
-                <w:rFonts w:ascii="Century Gothic" w:hAnsi="Century Gothic"/>
-                <w:b w:val="0"/>
-              </w:rPr>
-              <w:t>• Python 3.x</w:t>
-            </w:r>
-          </w:p>
-          <w:p>
-            <w:pPr>
-              <w:spacing w:after="40" w:before="0"/>
-              <w:jc w:val="left"/>
-            </w:pPr>
-            <w:r>
-              <w:rPr>
-                <w:rFonts w:ascii="Century Gothic" w:hAnsi="Century Gothic"/>
-                <w:b w:val="0"/>
-              </w:rPr>
-              <w:t>• Visual Studio Code</w:t>
-            </w:r>
-          </w:p>
-          <w:p>
-            <w:pPr>
-              <w:spacing w:after="40" w:before="0"/>
-              <w:jc w:val="left"/>
-            </w:pPr>
-            <w:r>
-              <w:rPr>
-                <w:rFonts w:ascii="Century Gothic" w:hAnsi="Century Gothic"/>
-                <w:b w:val="0"/>
-              </w:rPr>
-              <w:t>• Python / VS Code debugger</w:t>
-            </w:r>
-          </w:p>
-          <w:p>
-            <w:pPr>
-              <w:spacing w:after="40" w:before="0"/>
-              <w:jc w:val="left"/>
-            </w:pPr>
-            <w:r>
-              <w:rPr>
-                <w:rFonts w:ascii="Century Gothic" w:hAnsi="Century Gothic"/>
-                <w:b w:val="0"/>
-              </w:rPr>
-              <w:t>• Git</w:t>
-            </w:r>
-          </w:p>
-          <w:p>
-            <w:pPr>
-              <w:spacing w:after="40" w:before="0"/>
-              <w:jc w:val="left"/>
-            </w:pPr>
-            <w:r>
-              <w:rPr>
-                <w:rFonts w:ascii="Century Gothic" w:hAnsi="Century Gothic"/>
-                <w:b w:val="0"/>
-              </w:rPr>
-              <w:t>• GitHub</w:t>
-            </w:r>
-          </w:p>
-          <w:p>
-            <w:pPr>
-              <w:spacing w:after="40" w:before="0"/>
-              <w:jc w:val="left"/>
-            </w:pPr>
-            <w:r>
-              <w:rPr>
-                <w:rFonts w:ascii="Century Gothic" w:hAnsi="Century Gothic"/>
-                <w:b w:val="0"/>
-              </w:rPr>
-              <w:t>• Terminal / command-line interface</w:t>
-            </w:r>
-          </w:p>
-          <w:p>
-            <w:pPr>
-              <w:spacing w:after="40" w:before="0"/>
-              <w:jc w:val="left"/>
-            </w:pPr>
-            <w:r>
-              <w:rPr>
-                <w:rFonts w:ascii="Century Gothic" w:hAnsi="Century Gothic"/>
-                <w:b w:val="0"/>
-              </w:rPr>
-              <w:t>• Trace-table worksheet</w:t>
-            </w:r>
-          </w:p>
-          <w:p>
-            <w:pPr>
-              <w:spacing w:after="40" w:before="0"/>
-              <w:jc w:val="left"/>
-            </w:pPr>
-            <w:r>
-              <w:rPr>
-                <w:rFonts w:ascii="Century Gothic" w:hAnsi="Century Gothic"/>
-                <w:b w:val="0"/>
-              </w:rPr>
-              <w:t>• Debugging checklist</w:t>
-            </w:r>
-          </w:p>
-          <w:p>
-            <w:pPr>
-              <w:spacing w:after="40" w:before="0"/>
-              <w:jc w:val="left"/>
-            </w:pPr>
-            <w:r>
-              <w:rPr>
-                <w:rFonts w:ascii="Century Gothic" w:hAnsi="Century Gothic"/>
-                <w:b w:val="0"/>
-              </w:rPr>
-              <w:t>• Test-case template</w:t>
-            </w:r>
-          </w:p>
-          <w:p>
-            <w:pPr>
-              <w:spacing w:after="40" w:before="0"/>
-              <w:jc w:val="left"/>
-            </w:pPr>
-            <w:r>
-              <w:rPr>
-                <w:rFonts w:ascii="Century Gothic" w:hAnsi="Century Gothic"/>
-                <w:b w:val="0"/>
-              </w:rPr>
-              <w:t>• Projector</w:t>
-            </w:r>
-          </w:p>
-          <w:p>
-            <w:pPr>
-              <w:spacing w:after="40" w:before="0"/>
-              <w:jc w:val="left"/>
-            </w:pPr>
-            <w:r>
-              <w:rPr>
-                <w:rFonts w:ascii="Century Gothic" w:hAnsi="Century Gothic"/>
-                <w:b w:val="0"/>
-              </w:rPr>
-              <w:t>• Learning Management System</w:t>
-            </w:r>
-          </w:p>
-        </w:tc>
-        <w:tc>
-          <w:tcPr>
-            <w:tcW w:w="833" w:type="pct"/>
-          </w:tcPr>
-          <w:p>
-            <w:pPr>
-              <w:spacing w:after="40" w:before="0"/>
-              <w:jc w:val="left"/>
-            </w:pPr>
-            <w:r>
-              <w:rPr>
-                <w:rFonts w:ascii="Century Gothic" w:hAnsi="Century Gothic"/>
-                <w:b w:val="0"/>
-              </w:rPr>
-              <w:t>• Laboratory Exercise 11: Program Tracing, Test-Case Design, Input Validation, and Debugging</w:t>
-            </w:r>
-          </w:p>
-          <w:p>
-            <w:pPr>
-              <w:spacing w:after="40" w:before="0"/>
-              <w:jc w:val="left"/>
-            </w:pPr>
-            <w:r>
-              <w:rPr>
-                <w:rFonts w:ascii="Century Gothic" w:hAnsi="Century Gothic"/>
-                <w:b w:val="0"/>
-              </w:rPr>
-              <w:t>• Debugging and test-case exercise with corrected output; submitted via GitHub</w:t>
-            </w:r>
-          </w:p>
-        </w:tc>
-      </w:tr>
-      <w:tr>
-        <w:trPr>
-          <w:trHeight w:val="939"/>
-        </w:trPr>
-        <w:tc>
-          <w:tcPr>
-            <w:tcW w:w="360" w:type="pct"/>
-            <w:vAlign w:val="center"/>
-          </w:tcPr>
-          <w:p>
-            <w:pPr>
-              <w:spacing w:after="40" w:before="0"/>
-              <w:jc w:val="center"/>
-            </w:pPr>
-            <w:r>
-              <w:rPr>
-                <w:rFonts w:ascii="Century Gothic" w:hAnsi="Century Gothic"/>
-                <w:b/>
-              </w:rPr>
-              <w:t>14</w:t>
-            </w:r>
-          </w:p>
-        </w:tc>
-        <w:tc>
-          <w:tcPr>
-            <w:tcW w:w="826" w:type="pct"/>
-          </w:tcPr>
-          <w:p>
-            <w:pPr>
-              <w:spacing w:after="40" w:before="0"/>
-              <w:jc w:val="left"/>
-            </w:pPr>
-            <w:r>
-              <w:rPr>
-                <w:rFonts w:ascii="Century Gothic" w:hAnsi="Century Gothic"/>
-                <w:b/>
-              </w:rPr>
-              <w:t>Numerical Data Processing Using Lists or Arrays</w:t>
-            </w:r>
-          </w:p>
-          <w:p>
-            <w:pPr>
-              <w:spacing w:after="40" w:before="0"/>
-              <w:jc w:val="left"/>
-            </w:pPr>
-            <w:r>
-              <w:rPr>
-                <w:rFonts w:ascii="Century Gothic" w:hAnsi="Century Gothic"/>
-                <w:b w:val="0"/>
-              </w:rPr>
-              <w:t>• Storing numerical observations in lists; processing simulated sensor readings</w:t>
-            </w:r>
-          </w:p>
-          <w:p>
-            <w:pPr>
-              <w:spacing w:after="40" w:before="0"/>
-              <w:jc w:val="left"/>
-            </w:pPr>
-            <w:r>
-              <w:rPr>
-                <w:rFonts w:ascii="Century Gothic" w:hAnsi="Century Gothic"/>
-                <w:b w:val="0"/>
-              </w:rPr>
-              <w:t>• Totals and averages; minimum and maximum values; counting values that satisfy a condition; thresholding</w:t>
-            </w:r>
-          </w:p>
-          <w:p>
-            <w:pPr>
-              <w:spacing w:after="40" w:before="0"/>
-              <w:jc w:val="left"/>
-            </w:pPr>
-            <w:r>
-              <w:rPr>
-                <w:rFonts w:ascii="Century Gothic" w:hAnsi="Century Gothic"/>
-                <w:b w:val="0"/>
-              </w:rPr>
-              <w:t>• Rule-based classification; simple searching; generating formatted numerical summaries / reports</w:t>
-            </w:r>
-          </w:p>
-        </w:tc>
-        <w:tc>
-          <w:tcPr>
-            <w:tcW w:w="1424" w:type="pct"/>
-          </w:tcPr>
-          <w:p>
-            <w:pPr>
-              <w:spacing w:after="40" w:before="0"/>
-              <w:jc w:val="left"/>
-            </w:pPr>
-            <w:r>
-              <w:rPr>
-                <w:rFonts w:ascii="Century Gothic" w:hAnsi="Century Gothic"/>
-                <w:b w:val="0"/>
-              </w:rPr>
-              <w:t>1. Implement Python programs that compute totals, averages, minimum, and maximum values from a list of numerical data.</w:t>
-            </w:r>
-          </w:p>
-          <w:p>
-            <w:pPr>
-              <w:spacing w:after="40" w:before="0"/>
-              <w:jc w:val="left"/>
-            </w:pPr>
-            <w:r>
-              <w:rPr>
-                <w:rFonts w:ascii="Century Gothic" w:hAnsi="Century Gothic"/>
-                <w:b w:val="0"/>
-              </w:rPr>
-              <w:t>2. Apply counting, thresholding, and rule-based classification to numerical observations.</w:t>
-            </w:r>
-          </w:p>
-          <w:p>
-            <w:pPr>
-              <w:spacing w:after="40" w:before="0"/>
-              <w:jc w:val="left"/>
-            </w:pPr>
-            <w:r>
-              <w:rPr>
-                <w:rFonts w:ascii="Century Gothic" w:hAnsi="Century Gothic"/>
-                <w:b w:val="0"/>
-              </w:rPr>
-              <w:t>3. Generate a formatted summary report of processed numerical data.</w:t>
-            </w:r>
-          </w:p>
-        </w:tc>
-        <w:tc>
-          <w:tcPr>
-            <w:tcW w:w="835" w:type="pct"/>
-          </w:tcPr>
-          <w:p>
-            <w:pPr>
-              <w:spacing w:after="40" w:before="0"/>
-              <w:jc w:val="left"/>
-            </w:pPr>
-            <w:r>
-              <w:rPr>
-                <w:rFonts w:ascii="Century Gothic" w:hAnsi="Century Gothic"/>
-                <w:b w:val="0"/>
-              </w:rPr>
-              <w:t>• Guided lecture and demonstration</w:t>
-            </w:r>
-          </w:p>
-          <w:p>
-            <w:pPr>
-              <w:spacing w:after="40" w:before="0"/>
-              <w:jc w:val="left"/>
-            </w:pPr>
-            <w:r>
-              <w:rPr>
-                <w:rFonts w:ascii="Century Gothic" w:hAnsi="Century Gothic"/>
-                <w:b w:val="0"/>
-              </w:rPr>
-              <w:t>• Worked programming examples</w:t>
-            </w:r>
-          </w:p>
-          <w:p>
-            <w:pPr>
-              <w:spacing w:after="40" w:before="0"/>
-              <w:jc w:val="left"/>
-            </w:pPr>
-            <w:r>
-              <w:rPr>
-                <w:rFonts w:ascii="Century Gothic" w:hAnsi="Century Gothic"/>
-                <w:b w:val="0"/>
-              </w:rPr>
-              <w:t>• Guided coding</w:t>
-            </w:r>
-          </w:p>
-          <w:p>
-            <w:pPr>
-              <w:spacing w:after="40" w:before="0"/>
-              <w:jc w:val="left"/>
-            </w:pPr>
-            <w:r>
-              <w:rPr>
-                <w:rFonts w:ascii="Century Gothic" w:hAnsi="Century Gothic"/>
-                <w:b w:val="0"/>
-              </w:rPr>
-              <w:t>• Individual machine problem</w:t>
-            </w:r>
-          </w:p>
-          <w:p>
-            <w:pPr>
-              <w:spacing w:after="40" w:before="0"/>
-              <w:jc w:val="left"/>
-            </w:pPr>
-            <w:r>
-              <w:rPr>
-                <w:rFonts w:ascii="Century Gothic" w:hAnsi="Century Gothic"/>
-                <w:b w:val="0"/>
-              </w:rPr>
-              <w:t>• Repository-based laboratory exercise</w:t>
+          <w:p>
+            <w:pPr>
+              <w:spacing w:after="40" w:before="0"/>
+              <w:jc w:val="left"/>
+            </w:pPr>
+            <w:r>
+              <w:rPr>
+                <w:rFonts w:ascii="Century Gothic" w:hAnsi="Century Gothic"/>
+                <w:b w:val="0"/>
+              </w:rPr>
+              <w:t>• Debugging clinic using print statements and the VS Code debugger</w:t>
+            </w:r>
+          </w:p>
+          <w:p>
+            <w:pPr>
+              <w:spacing w:after="40" w:before="0"/>
+              <w:jc w:val="left"/>
+            </w:pPr>
+            <w:r>
+              <w:rPr>
+                <w:rFonts w:ascii="Century Gothic" w:hAnsi="Century Gothic"/>
+                <w:b w:val="0"/>
+              </w:rPr>
+              <w:t>• Input-validation and defensive-programming exercise</w:t>
             </w:r>
           </w:p>
         </w:tc>
@@ -8607,7 +8776,7 @@
                 <w:rFonts w:ascii="Century Gothic" w:hAnsi="Century Gothic"/>
                 <w:b/>
               </w:rPr>
-              <w:t>FINAL EXAMINATION  —  Covers Weeks 13-17: program tracing and debugging, test-case design, input validation and defensive programming, numerical data processing, integrated control and state-based logic, and the integrative programming project. May include written and practical programming components.</w:t>
+              <w:t>FINAL EXAMINATION  —  Covers Weeks 13-17: lists and array concepts, numerical data processing, program tracing, debugging, test-case design, input validation and defensive programming, integrated control and state-based logic, AI-track contextualized programming using simulated data, and the integrative programming project. May include written and practical programming components.</w:t>
             </w:r>
           </w:p>
         </w:tc>
@@ -11159,7 +11328,7 @@
                     <w:rPr>
                       <w:rFonts w:ascii="Century Gothic" w:eastAsia="Arial Unicode MS" w:hAnsi="Century Gothic" w:cs="Century Gothic"/>
                     </w:rPr>
-                    <w:t xml:space="preserve">Laboratory Exercise 6 — Iteration and Loop-Control Structures</w:t>
+                    <w:t>Laboratory Exercise 6 — Fundamental Iteration and Loop-Control Structures</w:t>
                   </w:r>
                 </w:p>
               </w:tc>
@@ -11271,7 +11440,7 @@
                     <w:rPr>
                       <w:rFonts w:ascii="Century Gothic" w:eastAsia="Arial Unicode MS" w:hAnsi="Century Gothic" w:cs="Century Gothic"/>
                     </w:rPr>
-                    <w:t xml:space="preserve">Laboratory Exercise 7 — Functions Fundamentals</w:t>
+                    <w:t>Laboratory Exercise 7 — Nested Loops and Multi-Level Iteration</w:t>
                   </w:r>
                 </w:p>
               </w:tc>
@@ -11383,7 +11552,7 @@
                     <w:rPr>
                       <w:rFonts w:ascii="Century Gothic" w:eastAsia="Arial Unicode MS" w:hAnsi="Century Gothic" w:cs="Century Gothic"/>
                     </w:rPr>
-                    <w:t xml:space="preserve">Laboratory Exercise 8 — Function Behavior and Data Flow</w:t>
+                    <w:t>Laboratory Exercise 8 — Functions Fundamentals</w:t>
                   </w:r>
                 </w:p>
               </w:tc>
@@ -11495,7 +11664,7 @@
                     <w:rPr>
                       <w:rFonts w:ascii="Century Gothic" w:eastAsia="Arial Unicode MS" w:hAnsi="Century Gothic" w:cs="Century Gothic"/>
                     </w:rPr>
-                    <w:t xml:space="preserve">Laboratory Exercise 9 — Modular Programming and Function Integration</w:t>
+                    <w:t>Laboratory Exercise 9 — Function Behavior and Data Flow</w:t>
                   </w:r>
                 </w:p>
               </w:tc>
@@ -11607,7 +11776,7 @@
                     <w:rPr>
                       <w:rFonts w:ascii="Century Gothic" w:eastAsia="Arial Unicode MS" w:hAnsi="Century Gothic" w:cs="Century Gothic"/>
                     </w:rPr>
-                    <w:t xml:space="preserve">Laboratory Exercise 10 — Lists and Array Concepts</w:t>
+                    <w:t>Laboratory Exercise 10 — Modular Programming and Function Integration</w:t>
                   </w:r>
                 </w:p>
               </w:tc>
@@ -11860,7 +12029,7 @@
                     <w:rPr>
                       <w:rFonts w:ascii="Century Gothic" w:eastAsia="Arial Unicode MS" w:hAnsi="Century Gothic" w:cs="Century Gothic"/>
                     </w:rPr>
-                    <w:t xml:space="preserve">Laboratory Exercise 11 — Program Tracing, Test-Case Design, Input Validation, and Debugging</w:t>
+                    <w:t>Laboratory Exercise 11 — Lists and Array Concepts</w:t>
                   </w:r>
                 </w:p>
               </w:tc>
